--- a/03_Outputs/final scripts/zh/Module 5/5.2.0-zh.docx
+++ b/03_Outputs/final scripts/zh/Module 5/5.2.0-zh.docx
@@ -19,7 +19,7 @@
     </w:p>
     <w:p>
       <w:r>
-        <w:t>建立这些支柱还依赖于能力建设。在各级增强技能、系统和制度能力，使政府和利益相关者能够收集和分析数据、执行标准、管理复杂改革以及有效参与社区。没有这些人力和制度能力，即使是设计最优的政策也可能失败。</w:t>
+        <w:t>建立这些支柱还依赖于能力建设。在各级加强技能、系统和制度能力，使政府和利益相关者能够收集和分析数据、执行标准、管理复杂改革以及有效参与社区。没有这些人力和制度能力，即使是设计最优的政策也可能失败。</w:t>
       </w:r>
     </w:p>
     <w:p>
